--- a/小野町_引継ぎ_整理済/10_給付費等分析/小野町_介護保険給付費等分析結果報告書_20260805.docx
+++ b/小野町_引継ぎ_整理済/10_給付費等分析/小野町_介護保険給付費等分析結果報告書_20260805.docx
@@ -36,7 +36,7 @@
           <w:rFonts w:ascii="游ゴシック" w:hAnsi="游ゴシック" w:eastAsia="游ゴシック"/>
           <w:sz w:val="24"/>
         </w:rPr>
-        <w:t>第3版　令和8年8月</w:t>
+        <w:t>第4版　令和8年8月</w:t>
       </w:r>
     </w:p>
     <w:p>
@@ -516,6 +516,15 @@
       </w:pPr>
       <w:r>
         <w:t>第9期評価及び関連計画との役割分担にあたっては、「小野町高齢者保健福祉計画・第9期介護保険事業計画」（令和6年3月）及び「小野町第3期地域福祉計画」（令和8年3月。概要版を含む）の本文を参照している。</w:t>
+      </w:r>
+    </w:p>
+    <w:p>
+      <w:pPr>
+        <w:pStyle w:val="ListBullet"/>
+        <w:spacing w:after="0"/>
+      </w:pPr>
+      <w:r>
+        <w:t>令和7年度に実施された「介護予防・日常生活圏域ニーズ調査及び在宅介護実態調査」（調査結果報告書・令和8年3月）の単純集計を受領し、第4章3及び第6章1に反映した。個票データは未受領のため、クロス集計は報告書に掲載されているもの（リスク分析の年齢階層別・男女別・認定状況別）に限られる。</w:t>
       </w:r>
     </w:p>
     <w:p>
@@ -8896,6 +8905,540 @@
     </w:p>
     <w:p>
       <w:pPr>
+        <w:pStyle w:val="Heading2"/>
+      </w:pPr>
+      <w:r>
+        <w:t>5　令和7年度調査による未利用理由の把握</w:t>
+      </w:r>
+    </w:p>
+    <w:p>
+      <w:r>
+        <w:t>令和7年度の在宅介護実態調査（n=366、郵送配布・回収）により、在宅の要介護認定者のうち介護保険サービスを利用していない者が42.1％（154人）であることが確認された。その理由は次のとおりである（複数回答）。</w:t>
+      </w:r>
+    </w:p>
+    <w:tbl>
+      <w:tblPr>
+        <w:tblStyle w:val="TableGrid"/>
+        <w:tblW w:type="auto" w:w="0"/>
+        <w:tblLook w:firstColumn="1" w:firstRow="1" w:lastColumn="0" w:lastRow="0" w:noHBand="0" w:noVBand="1" w:val="04A0"/>
+      </w:tblPr>
+      <w:tblGrid>
+        <w:gridCol w:w="2880"/>
+        <w:gridCol w:w="2880"/>
+        <w:gridCol w:w="2880"/>
+      </w:tblGrid>
+      <w:tr>
+        <w:tc>
+          <w:tcPr>
+            <w:tcW w:type="dxa" w:w="2880"/>
+          </w:tcPr>
+          <w:p>
+            <w:r/>
+            <w:r>
+              <w:rPr>
+                <w:rFonts w:ascii="游ゴシック" w:hAnsi="游ゴシック" w:eastAsia="游ゴシック"/>
+                <w:b/>
+                <w:sz w:val="18"/>
+              </w:rPr>
+              <w:t>利用していない理由</w:t>
+            </w:r>
+          </w:p>
+        </w:tc>
+        <w:tc>
+          <w:tcPr>
+            <w:tcW w:type="dxa" w:w="2880"/>
+          </w:tcPr>
+          <w:p>
+            <w:r/>
+            <w:r>
+              <w:rPr>
+                <w:rFonts w:ascii="游ゴシック" w:hAnsi="游ゴシック" w:eastAsia="游ゴシック"/>
+                <w:b/>
+                <w:sz w:val="18"/>
+              </w:rPr>
+              <w:t>割合</w:t>
+            </w:r>
+          </w:p>
+        </w:tc>
+        <w:tc>
+          <w:tcPr>
+            <w:tcW w:type="dxa" w:w="2880"/>
+          </w:tcPr>
+          <w:p>
+            <w:r/>
+            <w:r>
+              <w:rPr>
+                <w:rFonts w:ascii="游ゴシック" w:hAnsi="游ゴシック" w:eastAsia="游ゴシック"/>
+                <w:b/>
+                <w:sz w:val="18"/>
+              </w:rPr>
+              <w:t>区分</w:t>
+            </w:r>
+          </w:p>
+        </w:tc>
+      </w:tr>
+      <w:tr>
+        <w:tc>
+          <w:tcPr>
+            <w:tcW w:type="dxa" w:w="2880"/>
+          </w:tcPr>
+          <w:p>
+            <w:r/>
+            <w:r>
+              <w:rPr>
+                <w:sz w:val="18"/>
+              </w:rPr>
+              <w:t>現状では、サービスを利用するほどの状態ではない</w:t>
+            </w:r>
+          </w:p>
+        </w:tc>
+        <w:tc>
+          <w:tcPr>
+            <w:tcW w:type="dxa" w:w="2880"/>
+          </w:tcPr>
+          <w:p>
+            <w:r/>
+            <w:r>
+              <w:rPr>
+                <w:sz w:val="18"/>
+              </w:rPr>
+              <w:t>46.8％</w:t>
+            </w:r>
+          </w:p>
+        </w:tc>
+        <w:tc>
+          <w:tcPr>
+            <w:tcW w:type="dxa" w:w="2880"/>
+          </w:tcPr>
+          <w:p>
+            <w:r/>
+            <w:r>
+              <w:rPr>
+                <w:sz w:val="18"/>
+              </w:rPr>
+              <w:t>需要側</w:t>
+            </w:r>
+          </w:p>
+        </w:tc>
+      </w:tr>
+      <w:tr>
+        <w:tc>
+          <w:tcPr>
+            <w:tcW w:type="dxa" w:w="2880"/>
+          </w:tcPr>
+          <w:p>
+            <w:r/>
+            <w:r>
+              <w:rPr>
+                <w:sz w:val="18"/>
+              </w:rPr>
+              <w:t>本人にサービス利用の希望がない</w:t>
+            </w:r>
+          </w:p>
+        </w:tc>
+        <w:tc>
+          <w:tcPr>
+            <w:tcW w:type="dxa" w:w="2880"/>
+          </w:tcPr>
+          <w:p>
+            <w:r/>
+            <w:r>
+              <w:rPr>
+                <w:sz w:val="18"/>
+              </w:rPr>
+              <w:t>29.2％</w:t>
+            </w:r>
+          </w:p>
+        </w:tc>
+        <w:tc>
+          <w:tcPr>
+            <w:tcW w:type="dxa" w:w="2880"/>
+          </w:tcPr>
+          <w:p>
+            <w:r/>
+            <w:r>
+              <w:rPr>
+                <w:sz w:val="18"/>
+              </w:rPr>
+              <w:t>需要側</w:t>
+            </w:r>
+          </w:p>
+        </w:tc>
+      </w:tr>
+      <w:tr>
+        <w:tc>
+          <w:tcPr>
+            <w:tcW w:type="dxa" w:w="2880"/>
+          </w:tcPr>
+          <w:p>
+            <w:r/>
+            <w:r>
+              <w:rPr>
+                <w:sz w:val="18"/>
+              </w:rPr>
+              <w:t>家族が介護をするため必要ない</w:t>
+            </w:r>
+          </w:p>
+        </w:tc>
+        <w:tc>
+          <w:tcPr>
+            <w:tcW w:type="dxa" w:w="2880"/>
+          </w:tcPr>
+          <w:p>
+            <w:r/>
+            <w:r>
+              <w:rPr>
+                <w:sz w:val="18"/>
+              </w:rPr>
+              <w:t>16.9％</w:t>
+            </w:r>
+          </w:p>
+        </w:tc>
+        <w:tc>
+          <w:tcPr>
+            <w:tcW w:type="dxa" w:w="2880"/>
+          </w:tcPr>
+          <w:p>
+            <w:r/>
+            <w:r>
+              <w:rPr>
+                <w:sz w:val="18"/>
+              </w:rPr>
+              <w:t>需要側</w:t>
+            </w:r>
+          </w:p>
+        </w:tc>
+      </w:tr>
+      <w:tr>
+        <w:tc>
+          <w:tcPr>
+            <w:tcW w:type="dxa" w:w="2880"/>
+          </w:tcPr>
+          <w:p>
+            <w:r/>
+            <w:r>
+              <w:rPr>
+                <w:sz w:val="18"/>
+              </w:rPr>
+              <w:t>住宅改修、福祉用具貸与・購入のみを利用するため</w:t>
+            </w:r>
+          </w:p>
+        </w:tc>
+        <w:tc>
+          <w:tcPr>
+            <w:tcW w:type="dxa" w:w="2880"/>
+          </w:tcPr>
+          <w:p>
+            <w:r/>
+            <w:r>
+              <w:rPr>
+                <w:sz w:val="18"/>
+              </w:rPr>
+              <w:t>5.2％</w:t>
+            </w:r>
+          </w:p>
+        </w:tc>
+        <w:tc>
+          <w:tcPr>
+            <w:tcW w:type="dxa" w:w="2880"/>
+          </w:tcPr>
+          <w:p>
+            <w:r/>
+            <w:r>
+              <w:rPr>
+                <w:sz w:val="18"/>
+              </w:rPr>
+              <w:t>―</w:t>
+            </w:r>
+          </w:p>
+        </w:tc>
+      </w:tr>
+      <w:tr>
+        <w:tc>
+          <w:tcPr>
+            <w:tcW w:type="dxa" w:w="2880"/>
+          </w:tcPr>
+          <w:p>
+            <w:r/>
+            <w:r>
+              <w:rPr>
+                <w:sz w:val="18"/>
+              </w:rPr>
+              <w:t>サービスを受けたいが手続きや利用方法が分からない</w:t>
+            </w:r>
+          </w:p>
+        </w:tc>
+        <w:tc>
+          <w:tcPr>
+            <w:tcW w:type="dxa" w:w="2880"/>
+          </w:tcPr>
+          <w:p>
+            <w:r/>
+            <w:r>
+              <w:rPr>
+                <w:sz w:val="18"/>
+              </w:rPr>
+              <w:t>4.5％</w:t>
+            </w:r>
+          </w:p>
+        </w:tc>
+        <w:tc>
+          <w:tcPr>
+            <w:tcW w:type="dxa" w:w="2880"/>
+          </w:tcPr>
+          <w:p>
+            <w:r/>
+            <w:r>
+              <w:rPr>
+                <w:sz w:val="18"/>
+              </w:rPr>
+              <w:t>相談体制</w:t>
+            </w:r>
+          </w:p>
+        </w:tc>
+      </w:tr>
+      <w:tr>
+        <w:tc>
+          <w:tcPr>
+            <w:tcW w:type="dxa" w:w="2880"/>
+          </w:tcPr>
+          <w:p>
+            <w:r/>
+            <w:r>
+              <w:rPr>
+                <w:sz w:val="18"/>
+              </w:rPr>
+              <w:t>利用料を支払うのが難しい</w:t>
+            </w:r>
+          </w:p>
+        </w:tc>
+        <w:tc>
+          <w:tcPr>
+            <w:tcW w:type="dxa" w:w="2880"/>
+          </w:tcPr>
+          <w:p>
+            <w:r/>
+            <w:r>
+              <w:rPr>
+                <w:sz w:val="18"/>
+              </w:rPr>
+              <w:t>3.9％</w:t>
+            </w:r>
+          </w:p>
+        </w:tc>
+        <w:tc>
+          <w:tcPr>
+            <w:tcW w:type="dxa" w:w="2880"/>
+          </w:tcPr>
+          <w:p>
+            <w:r/>
+            <w:r>
+              <w:rPr>
+                <w:sz w:val="18"/>
+              </w:rPr>
+              <w:t>費用</w:t>
+            </w:r>
+          </w:p>
+        </w:tc>
+      </w:tr>
+      <w:tr>
+        <w:tc>
+          <w:tcPr>
+            <w:tcW w:type="dxa" w:w="2880"/>
+          </w:tcPr>
+          <w:p>
+            <w:r/>
+            <w:r>
+              <w:rPr>
+                <w:sz w:val="18"/>
+              </w:rPr>
+              <w:t>以前、利用していたサービスに不満があった</w:t>
+            </w:r>
+          </w:p>
+        </w:tc>
+        <w:tc>
+          <w:tcPr>
+            <w:tcW w:type="dxa" w:w="2880"/>
+          </w:tcPr>
+          <w:p>
+            <w:r/>
+            <w:r>
+              <w:rPr>
+                <w:sz w:val="18"/>
+              </w:rPr>
+              <w:t>0.6％</w:t>
+            </w:r>
+          </w:p>
+        </w:tc>
+        <w:tc>
+          <w:tcPr>
+            <w:tcW w:type="dxa" w:w="2880"/>
+          </w:tcPr>
+          <w:p>
+            <w:r/>
+            <w:r>
+              <w:rPr>
+                <w:sz w:val="18"/>
+              </w:rPr>
+              <w:t>供給側</w:t>
+            </w:r>
+          </w:p>
+        </w:tc>
+      </w:tr>
+      <w:tr>
+        <w:tc>
+          <w:tcPr>
+            <w:tcW w:type="dxa" w:w="2880"/>
+          </w:tcPr>
+          <w:p>
+            <w:r/>
+            <w:r>
+              <w:rPr>
+                <w:sz w:val="18"/>
+              </w:rPr>
+              <w:t>利用したいサービスが利用できない、身近にない</w:t>
+            </w:r>
+          </w:p>
+        </w:tc>
+        <w:tc>
+          <w:tcPr>
+            <w:tcW w:type="dxa" w:w="2880"/>
+          </w:tcPr>
+          <w:p>
+            <w:r/>
+            <w:r>
+              <w:rPr>
+                <w:sz w:val="18"/>
+              </w:rPr>
+              <w:t>0.6％</w:t>
+            </w:r>
+          </w:p>
+        </w:tc>
+        <w:tc>
+          <w:tcPr>
+            <w:tcW w:type="dxa" w:w="2880"/>
+          </w:tcPr>
+          <w:p>
+            <w:r/>
+            <w:r>
+              <w:rPr>
+                <w:sz w:val="18"/>
+              </w:rPr>
+              <w:t>供給側</w:t>
+            </w:r>
+          </w:p>
+        </w:tc>
+      </w:tr>
+      <w:tr>
+        <w:tc>
+          <w:tcPr>
+            <w:tcW w:type="dxa" w:w="2880"/>
+          </w:tcPr>
+          <w:p>
+            <w:r/>
+            <w:r>
+              <w:rPr>
+                <w:sz w:val="18"/>
+              </w:rPr>
+              <w:t>その他</w:t>
+            </w:r>
+          </w:p>
+        </w:tc>
+        <w:tc>
+          <w:tcPr>
+            <w:tcW w:type="dxa" w:w="2880"/>
+          </w:tcPr>
+          <w:p>
+            <w:r/>
+            <w:r>
+              <w:rPr>
+                <w:sz w:val="18"/>
+              </w:rPr>
+              <w:t>16.2％</w:t>
+            </w:r>
+          </w:p>
+        </w:tc>
+        <w:tc>
+          <w:tcPr>
+            <w:tcW w:type="dxa" w:w="2880"/>
+          </w:tcPr>
+          <w:p>
+            <w:r/>
+            <w:r>
+              <w:rPr>
+                <w:sz w:val="18"/>
+              </w:rPr>
+              <w:t>―</w:t>
+            </w:r>
+          </w:p>
+        </w:tc>
+      </w:tr>
+      <w:tr>
+        <w:tc>
+          <w:tcPr>
+            <w:tcW w:type="dxa" w:w="2880"/>
+          </w:tcPr>
+          <w:p>
+            <w:r/>
+            <w:r>
+              <w:rPr>
+                <w:sz w:val="18"/>
+              </w:rPr>
+              <w:t>無回答</w:t>
+            </w:r>
+          </w:p>
+        </w:tc>
+        <w:tc>
+          <w:tcPr>
+            <w:tcW w:type="dxa" w:w="2880"/>
+          </w:tcPr>
+          <w:p>
+            <w:r/>
+            <w:r>
+              <w:rPr>
+                <w:sz w:val="18"/>
+              </w:rPr>
+              <w:t>8.4％</w:t>
+            </w:r>
+          </w:p>
+        </w:tc>
+        <w:tc>
+          <w:tcPr>
+            <w:tcW w:type="dxa" w:w="2880"/>
+          </w:tcPr>
+          <w:p>
+            <w:r/>
+            <w:r>
+              <w:rPr>
+                <w:sz w:val="18"/>
+              </w:rPr>
+              <w:t>―</w:t>
+            </w:r>
+          </w:p>
+        </w:tc>
+      </w:tr>
+    </w:tbl>
+    <w:p>
+      <w:r>
+        <w:t>本報告書はこれまで、認定と利用のギャップについて「利用支援が課題か供給確保が課題かを判別する必要がある」と整理してきたが、調査結果はそのいずれでもないことを示している。供給制約（利用したいサービスが利用できない、身近にない）は0.6％、費用は3.9％、手続きの分かりにくさは4.5％にとどまり、上位3つの需要側の要因が合計92.9％を占める。</w:t>
+      </w:r>
+    </w:p>
+    <w:p>
+      <w:r>
+        <w:t>すなわち、認定を受けているがサービスを必要とする状態に至っていない層、及び本人に利用意向がない層が多数である。これは調整後認定率の地域差指数1.24に対し受給率が1.07にとどまる構造と整合する。第10期では、供給確保よりも、①認定の運用の確認（サービス利用の必要が生じる前の申請の状況）、②本人の利用意向への働きかけ、③家族介護に依存する16.9％へのレスパイト、を優先する。</w:t>
+      </w:r>
+    </w:p>
+    <w:p>
+      <w:r>
+        <w:rPr>
+          <w:i/>
+          <w:sz w:val="18"/>
+        </w:rPr>
+        <w:t>※ 本結果は未利用者154人の回答であり、現に利用している203人が供給に不満を持っていないことを示すものではない。居宅介護支援事業所5→3、訪問看護1事業所、短期入所系の自給率12.5ポイント低下という供給側の事実は依然として残る。未利用の理由としては供給制約が主因ではない、という限定的な結論である。</w:t>
+      </w:r>
+    </w:p>
+    <w:p>
+      <w:pPr>
         <w:pStyle w:val="Heading1"/>
       </w:pPr>
       <w:r>
@@ -14144,7 +14687,302 @@
     </w:tbl>
     <w:p>
       <w:r>
-        <w:t>この状況は、介護保険特別会計における一般介護予防事業費が令和5年度で1.0百万円と低水準にとどまっていること（第7章5）と整合する。国が介護予防の重点施策として位置づける通いの場が、本町ではほぼ機能していない。</w:t>
+        <w:t>この状況は、介護保険特別会計における一般介護予防事業費が令和5年度で1.0百万円と低水準にとどまっていること（第7章5）と整合する。</w:t>
+      </w:r>
+    </w:p>
+    <w:p>
+      <w:r>
+        <w:t>ただし、令和7年度の介護予防・日常生活圏域ニーズ調査（n=1,835）では、介護予防教室・健康教室・ふれあい・共食・ミニサロン等の「介護予防のための通いの場」への参加頻度について、週1回以上が5.5％との回答があった。高齢者人口3,483人に換算すると約190人規模である。</w:t>
+      </w:r>
+    </w:p>
+    <w:tbl>
+      <w:tblPr>
+        <w:tblStyle w:val="TableGrid"/>
+        <w:tblW w:type="auto" w:w="0"/>
+        <w:tblLook w:firstColumn="1" w:firstRow="1" w:lastColumn="0" w:lastRow="0" w:noHBand="0" w:noVBand="1" w:val="04A0"/>
+      </w:tblPr>
+      <w:tblGrid>
+        <w:gridCol w:w="4320"/>
+        <w:gridCol w:w="4320"/>
+      </w:tblGrid>
+      <w:tr>
+        <w:tc>
+          <w:tcPr>
+            <w:tcW w:type="dxa" w:w="4320"/>
+          </w:tcPr>
+          <w:p>
+            <w:r/>
+            <w:r>
+              <w:rPr>
+                <w:rFonts w:ascii="游ゴシック" w:hAnsi="游ゴシック" w:eastAsia="游ゴシック"/>
+                <w:b/>
+                <w:sz w:val="18"/>
+              </w:rPr>
+              <w:t>参加頻度</w:t>
+            </w:r>
+          </w:p>
+        </w:tc>
+        <w:tc>
+          <w:tcPr>
+            <w:tcW w:type="dxa" w:w="4320"/>
+          </w:tcPr>
+          <w:p>
+            <w:r/>
+            <w:r>
+              <w:rPr>
+                <w:rFonts w:ascii="游ゴシック" w:hAnsi="游ゴシック" w:eastAsia="游ゴシック"/>
+                <w:b/>
+                <w:sz w:val="18"/>
+              </w:rPr>
+              <w:t>割合</w:t>
+            </w:r>
+          </w:p>
+        </w:tc>
+      </w:tr>
+      <w:tr>
+        <w:tc>
+          <w:tcPr>
+            <w:tcW w:type="dxa" w:w="4320"/>
+          </w:tcPr>
+          <w:p>
+            <w:r/>
+            <w:r>
+              <w:rPr>
+                <w:sz w:val="18"/>
+              </w:rPr>
+              <w:t>週4回以上</w:t>
+            </w:r>
+          </w:p>
+        </w:tc>
+        <w:tc>
+          <w:tcPr>
+            <w:tcW w:type="dxa" w:w="4320"/>
+          </w:tcPr>
+          <w:p>
+            <w:r/>
+            <w:r>
+              <w:rPr>
+                <w:sz w:val="18"/>
+              </w:rPr>
+              <w:t>0.7％</w:t>
+            </w:r>
+          </w:p>
+        </w:tc>
+      </w:tr>
+      <w:tr>
+        <w:tc>
+          <w:tcPr>
+            <w:tcW w:type="dxa" w:w="4320"/>
+          </w:tcPr>
+          <w:p>
+            <w:r/>
+            <w:r>
+              <w:rPr>
+                <w:sz w:val="18"/>
+              </w:rPr>
+              <w:t>週2〜3回</w:t>
+            </w:r>
+          </w:p>
+        </w:tc>
+        <w:tc>
+          <w:tcPr>
+            <w:tcW w:type="dxa" w:w="4320"/>
+          </w:tcPr>
+          <w:p>
+            <w:r/>
+            <w:r>
+              <w:rPr>
+                <w:sz w:val="18"/>
+              </w:rPr>
+              <w:t>1.4％</w:t>
+            </w:r>
+          </w:p>
+        </w:tc>
+      </w:tr>
+      <w:tr>
+        <w:tc>
+          <w:tcPr>
+            <w:tcW w:type="dxa" w:w="4320"/>
+          </w:tcPr>
+          <w:p>
+            <w:r/>
+            <w:r>
+              <w:rPr>
+                <w:sz w:val="18"/>
+              </w:rPr>
+              <w:t>週1回</w:t>
+            </w:r>
+          </w:p>
+        </w:tc>
+        <w:tc>
+          <w:tcPr>
+            <w:tcW w:type="dxa" w:w="4320"/>
+          </w:tcPr>
+          <w:p>
+            <w:r/>
+            <w:r>
+              <w:rPr>
+                <w:sz w:val="18"/>
+              </w:rPr>
+              <w:t>3.4％</w:t>
+            </w:r>
+          </w:p>
+        </w:tc>
+      </w:tr>
+      <w:tr>
+        <w:tc>
+          <w:tcPr>
+            <w:tcW w:type="dxa" w:w="4320"/>
+          </w:tcPr>
+          <w:p>
+            <w:r/>
+            <w:r>
+              <w:rPr>
+                <w:sz w:val="18"/>
+              </w:rPr>
+              <w:t xml:space="preserve">　週1回以上 小計</w:t>
+            </w:r>
+          </w:p>
+        </w:tc>
+        <w:tc>
+          <w:tcPr>
+            <w:tcW w:type="dxa" w:w="4320"/>
+          </w:tcPr>
+          <w:p>
+            <w:r/>
+            <w:r>
+              <w:rPr>
+                <w:sz w:val="18"/>
+              </w:rPr>
+              <w:t>5.5％</w:t>
+            </w:r>
+          </w:p>
+        </w:tc>
+      </w:tr>
+      <w:tr>
+        <w:tc>
+          <w:tcPr>
+            <w:tcW w:type="dxa" w:w="4320"/>
+          </w:tcPr>
+          <w:p>
+            <w:r/>
+            <w:r>
+              <w:rPr>
+                <w:sz w:val="18"/>
+              </w:rPr>
+              <w:t>月1〜3回</w:t>
+            </w:r>
+          </w:p>
+        </w:tc>
+        <w:tc>
+          <w:tcPr>
+            <w:tcW w:type="dxa" w:w="4320"/>
+          </w:tcPr>
+          <w:p>
+            <w:r/>
+            <w:r>
+              <w:rPr>
+                <w:sz w:val="18"/>
+              </w:rPr>
+              <w:t>3.8％</w:t>
+            </w:r>
+          </w:p>
+        </w:tc>
+      </w:tr>
+      <w:tr>
+        <w:tc>
+          <w:tcPr>
+            <w:tcW w:type="dxa" w:w="4320"/>
+          </w:tcPr>
+          <w:p>
+            <w:r/>
+            <w:r>
+              <w:rPr>
+                <w:sz w:val="18"/>
+              </w:rPr>
+              <w:t>年に数回</w:t>
+            </w:r>
+          </w:p>
+        </w:tc>
+        <w:tc>
+          <w:tcPr>
+            <w:tcW w:type="dxa" w:w="4320"/>
+          </w:tcPr>
+          <w:p>
+            <w:r/>
+            <w:r>
+              <w:rPr>
+                <w:sz w:val="18"/>
+              </w:rPr>
+              <w:t>4.5％</w:t>
+            </w:r>
+          </w:p>
+        </w:tc>
+      </w:tr>
+      <w:tr>
+        <w:tc>
+          <w:tcPr>
+            <w:tcW w:type="dxa" w:w="4320"/>
+          </w:tcPr>
+          <w:p>
+            <w:r/>
+            <w:r>
+              <w:rPr>
+                <w:sz w:val="18"/>
+              </w:rPr>
+              <w:t>参加していない</w:t>
+            </w:r>
+          </w:p>
+        </w:tc>
+        <w:tc>
+          <w:tcPr>
+            <w:tcW w:type="dxa" w:w="4320"/>
+          </w:tcPr>
+          <w:p>
+            <w:r/>
+            <w:r>
+              <w:rPr>
+                <w:sz w:val="18"/>
+              </w:rPr>
+              <w:t>76.2％</w:t>
+            </w:r>
+          </w:p>
+        </w:tc>
+      </w:tr>
+      <w:tr>
+        <w:tc>
+          <w:tcPr>
+            <w:tcW w:type="dxa" w:w="4320"/>
+          </w:tcPr>
+          <w:p>
+            <w:r/>
+            <w:r>
+              <w:rPr>
+                <w:sz w:val="18"/>
+              </w:rPr>
+              <w:t>無回答</w:t>
+            </w:r>
+          </w:p>
+        </w:tc>
+        <w:tc>
+          <w:tcPr>
+            <w:tcW w:type="dxa" w:w="4320"/>
+          </w:tcPr>
+          <w:p>
+            <w:r/>
+            <w:r>
+              <w:rPr>
+                <w:sz w:val="18"/>
+              </w:rPr>
+              <w:t>10.0％</w:t>
+            </w:r>
+          </w:p>
+        </w:tc>
+      </w:tr>
+    </w:tbl>
+    <w:p>
+      <w:r>
+        <w:t>見える化システムの「週1回以上の通いの場 0か所・参加率0.0％」という値と整合しない。同システムへの未登録の可能性が高いため、本報告書では介護予防の到達状況の評価を保留し、町の事業実績（実施箇所・参加者数・開催回数）による確認を求める。</w:t>
       </w:r>
     </w:p>
     <w:p>
@@ -14153,7 +14991,7 @@
           <w:i/>
           <w:sz w:val="18"/>
         </w:rPr>
-        <w:t>※ 調整済み軽度認定率が10.6％から15.2％へ上昇していること（第4章）と合わせると、第9期の介護予防施策の到達状況には課題があると評価せざるを得ない。ただし、通いの場以外の介護予防の取組（サロン、健康教室、住民主体の活動等）が見える化システムに登録されていないだけの可能性もあるため、町の事業実績で実態を確認する必要がある。</w:t>
+        <w:t>※ ただし、調査の選択肢は国が定義する通いの場（住民主体・週1回以上）より範囲が広い可能性がある。また、参加していないが76.2％で大多数を占めること、調整済み軽度認定率が10.6％から15.2％へ上昇していること（第4章）に変わりはなく、介護予防の拡充が必要であるという方向は維持する。なお、調査の回収率は前回の77.7％から67.9％へ低下している。</w:t>
       </w:r>
     </w:p>
     <w:p>
@@ -19819,7 +20657,7 @@
               <w:rPr>
                 <w:sz w:val="18"/>
               </w:rPr>
-              <w:t>調整後認定率の地域差指数1.24に対し、受給率1.07、給付月額1.08。認定率比0.86</w:t>
+              <w:t>調整後認定率の地域差指数1.24に対し、受給率1.07、給付月額1.08。認定率比0.86。令和7年度調査では在宅の認定者の42.1％がサービス未利用で、理由は需要側（状態ではない46.8％、本人の希望なし29.2％、家族が介護16.9％）が92.9％を占め、供給制約は0.6％</w:t>
             </w:r>
           </w:p>
         </w:tc>
@@ -19833,7 +20671,7 @@
               <w:rPr>
                 <w:sz w:val="18"/>
               </w:rPr>
-              <w:t>認定を受けても利用に至っていない層の把握。ニーズ調査の未利用理由と突合し、利用支援か供給確保かを判別する</w:t>
+              <w:t>**原因は需要側にある。**認定の運用の確認、本人の利用意向への働きかけ、家族介護に依存する層へのレスパイトを優先し、供給確保の優先度は下げる</w:t>
             </w:r>
           </w:p>
         </w:tc>
@@ -20378,7 +21216,7 @@
               <w:rPr>
                 <w:sz w:val="18"/>
               </w:rPr>
-              <w:t>調整済み軽度認定率が10.6％から15.2％へ上昇。週1回以上の通いの場は平成28年度以降0か所、月1回以上も令和元年度以降1〜3か所。一般介護予防事業費は令和5年度で1.0百万円、第9期の総合事業費見込36,220千円に対しそのほぼ全額が訪問型・通所型サービス</w:t>
+              <w:t>一般介護予防事業費は令和5年度で1.0百万円。見える化では週1回以上の通いの場は0か所だが、令和7年度調査では週1回以上の参加が5.5％との回答があり整合しない。参加していないは76.2％。リスク該当率は10項目中8項目で改善したが、回収率が77.7％→67.9％へ低下している点に留意</w:t>
             </w:r>
           </w:p>
         </w:tc>
@@ -20392,7 +21230,7 @@
               <w:rPr>
                 <w:sz w:val="18"/>
               </w:rPr>
-              <w:t>強化。通いの場の立ち上げそのものを施策として位置づける</w:t>
+              <w:t>強化。ただし通いの場の実績を町に確認するまで評価は保留。参加意向は50.9％あり、参加条件は開催場所・時間63.7％、料金53.4％。住民主体にこだわらない開設方式を検討する</w:t>
             </w:r>
           </w:p>
         </w:tc>
@@ -21007,7 +21845,7 @@
               <w:rPr>
                 <w:sz w:val="18"/>
               </w:rPr>
-              <w:t>在宅受給率が12.2％から10.3％、在宅サービス利用率が59.3％から44.1％へ低下。一方で受給者1人あたりの利用量は増加（訪問介護10.9→15.7回）。調整後認定率の地域差指数1.24に対し受給率は1.07</w:t>
+              <w:t>在宅受給率が12.2％から10.3％、在宅サービス利用率が59.3％から44.1％へ低下。令和7年度調査では在宅の認定者の42.1％が未利用で、理由は需要側が92.9％、供給制約は0.6％</w:t>
             </w:r>
           </w:p>
         </w:tc>
@@ -21021,7 +21859,7 @@
               <w:rPr>
                 <w:sz w:val="18"/>
               </w:rPr>
-              <w:t>強化。「認定と利用をつなぐ支援」を新設し、利用につながっていない層と、高ニーズで利用が集中している層を分けて設計する</w:t>
+              <w:t>強化。①認定の運用の確認、②本人の利用意向への働きかけ、③家族介護に依存する16.9％へのレスパイト、に組み替える</w:t>
             </w:r>
           </w:p>
         </w:tc>

--- a/小野町_引継ぎ_整理済/10_給付費等分析/小野町_介護保険給付費等分析結果報告書_20260805.docx
+++ b/小野町_引継ぎ_整理済/10_給付費等分析/小野町_介護保険給付費等分析結果報告書_20260805.docx
@@ -21230,7 +21230,7 @@
               <w:rPr>
                 <w:sz w:val="18"/>
               </w:rPr>
-              <w:t>強化。ただし通いの場の実績を町に確認するまで評価は保留。参加意向は50.9％あり、参加条件は開催場所・時間63.7％、料金53.4％。住民主体にこだわらない開設方式を検討する</w:t>
+              <w:t>強化。ただし通いの場の実績を町に確認するまで評価は保留。参加意向は50.9％あり、参加条件は開催場所・時間63.7％、料金53.4％、効果48.3％。住民主体にこだわらない開設方式を検討する</w:t>
             </w:r>
           </w:p>
         </w:tc>

--- a/小野町_引継ぎ_整理済/10_給付費等分析/小野町_介護保険給付費等分析結果報告書_20260805.docx
+++ b/小野町_引継ぎ_整理済/10_給付費等分析/小野町_介護保険給付費等分析結果報告書_20260805.docx
@@ -36,7 +36,7 @@
           <w:rFonts w:ascii="游ゴシック" w:hAnsi="游ゴシック" w:eastAsia="游ゴシック"/>
           <w:sz w:val="24"/>
         </w:rPr>
-        <w:t>第4版　令和8年8月</w:t>
+        <w:t>第5版　令和8年8月</w:t>
       </w:r>
     </w:p>
     <w:p>
@@ -550,7 +550,1199 @@
     </w:p>
     <w:p>
       <w:r>
-        <w:t>合計認定者数は令和7年3月末の935人から令和8年3月末の783人へ、1年間で152人（16.3％）減少している。認定率も26.8％から22.7％へ4.1ポイント低下している。</w:t>
+        <w:t>令和8年8月5日に、見える化システムから要支援・要介護認定者数の5系列（全体、第1号被保険者、第2号被保険者、75歳以上、85歳以上）を平成19年3月末から令和8年3月末までの20期分取得した。これにより、年度末基準・要介護度別・年齢階層別の系列が確定した。</w:t>
+      </w:r>
+    </w:p>
+    <w:tbl>
+      <w:tblPr>
+        <w:tblStyle w:val="TableGrid"/>
+        <w:tblW w:type="auto" w:w="0"/>
+        <w:tblLook w:firstColumn="1" w:firstRow="1" w:lastColumn="0" w:lastRow="0" w:noHBand="0" w:noVBand="1" w:val="04A0"/>
+      </w:tblPr>
+      <w:tblGrid>
+        <w:gridCol w:w="1080"/>
+        <w:gridCol w:w="1080"/>
+        <w:gridCol w:w="1080"/>
+        <w:gridCol w:w="1080"/>
+        <w:gridCol w:w="1080"/>
+        <w:gridCol w:w="1080"/>
+        <w:gridCol w:w="1080"/>
+        <w:gridCol w:w="1080"/>
+      </w:tblGrid>
+      <w:tr>
+        <w:tc>
+          <w:tcPr>
+            <w:tcW w:type="dxa" w:w="1080"/>
+          </w:tcPr>
+          <w:p>
+            <w:r/>
+            <w:r>
+              <w:rPr>
+                <w:rFonts w:ascii="游ゴシック" w:hAnsi="游ゴシック" w:eastAsia="游ゴシック"/>
+                <w:b/>
+                <w:sz w:val="18"/>
+              </w:rPr>
+              <w:t>基準日</w:t>
+            </w:r>
+          </w:p>
+        </w:tc>
+        <w:tc>
+          <w:tcPr>
+            <w:tcW w:type="dxa" w:w="1080"/>
+          </w:tcPr>
+          <w:p>
+            <w:r/>
+            <w:r>
+              <w:rPr>
+                <w:rFonts w:ascii="游ゴシック" w:hAnsi="游ゴシック" w:eastAsia="游ゴシック"/>
+                <w:b/>
+                <w:sz w:val="18"/>
+              </w:rPr>
+              <w:t>全体</w:t>
+            </w:r>
+          </w:p>
+        </w:tc>
+        <w:tc>
+          <w:tcPr>
+            <w:tcW w:type="dxa" w:w="1080"/>
+          </w:tcPr>
+          <w:p>
+            <w:r/>
+            <w:r>
+              <w:rPr>
+                <w:rFonts w:ascii="游ゴシック" w:hAnsi="游ゴシック" w:eastAsia="游ゴシック"/>
+                <w:b/>
+                <w:sz w:val="18"/>
+              </w:rPr>
+              <w:t>第1号</w:t>
+            </w:r>
+          </w:p>
+        </w:tc>
+        <w:tc>
+          <w:tcPr>
+            <w:tcW w:type="dxa" w:w="1080"/>
+          </w:tcPr>
+          <w:p>
+            <w:r/>
+            <w:r>
+              <w:rPr>
+                <w:rFonts w:ascii="游ゴシック" w:hAnsi="游ゴシック" w:eastAsia="游ゴシック"/>
+                <w:b/>
+                <w:sz w:val="18"/>
+              </w:rPr>
+              <w:t>第2号</w:t>
+            </w:r>
+          </w:p>
+        </w:tc>
+        <w:tc>
+          <w:tcPr>
+            <w:tcW w:type="dxa" w:w="1080"/>
+          </w:tcPr>
+          <w:p>
+            <w:r/>
+            <w:r>
+              <w:rPr>
+                <w:rFonts w:ascii="游ゴシック" w:hAnsi="游ゴシック" w:eastAsia="游ゴシック"/>
+                <w:b/>
+                <w:sz w:val="18"/>
+              </w:rPr>
+              <w:t>65〜74歳</w:t>
+            </w:r>
+          </w:p>
+        </w:tc>
+        <w:tc>
+          <w:tcPr>
+            <w:tcW w:type="dxa" w:w="1080"/>
+          </w:tcPr>
+          <w:p>
+            <w:r/>
+            <w:r>
+              <w:rPr>
+                <w:rFonts w:ascii="游ゴシック" w:hAnsi="游ゴシック" w:eastAsia="游ゴシック"/>
+                <w:b/>
+                <w:sz w:val="18"/>
+              </w:rPr>
+              <w:t>75〜84歳</w:t>
+            </w:r>
+          </w:p>
+        </w:tc>
+        <w:tc>
+          <w:tcPr>
+            <w:tcW w:type="dxa" w:w="1080"/>
+          </w:tcPr>
+          <w:p>
+            <w:r/>
+            <w:r>
+              <w:rPr>
+                <w:rFonts w:ascii="游ゴシック" w:hAnsi="游ゴシック" w:eastAsia="游ゴシック"/>
+                <w:b/>
+                <w:sz w:val="18"/>
+              </w:rPr>
+              <w:t>85歳以上</w:t>
+            </w:r>
+          </w:p>
+        </w:tc>
+        <w:tc>
+          <w:tcPr>
+            <w:tcW w:type="dxa" w:w="1080"/>
+          </w:tcPr>
+          <w:p>
+            <w:r/>
+            <w:r>
+              <w:rPr>
+                <w:rFonts w:ascii="游ゴシック" w:hAnsi="游ゴシック" w:eastAsia="游ゴシック"/>
+                <w:b/>
+                <w:sz w:val="18"/>
+              </w:rPr>
+              <w:t>対前年増減</w:t>
+            </w:r>
+          </w:p>
+        </w:tc>
+      </w:tr>
+      <w:tr>
+        <w:tc>
+          <w:tcPr>
+            <w:tcW w:type="dxa" w:w="1080"/>
+          </w:tcPr>
+          <w:p>
+            <w:r/>
+            <w:r>
+              <w:rPr>
+                <w:sz w:val="18"/>
+              </w:rPr>
+              <w:t>平成30年3月末</w:t>
+            </w:r>
+          </w:p>
+        </w:tc>
+        <w:tc>
+          <w:tcPr>
+            <w:tcW w:type="dxa" w:w="1080"/>
+          </w:tcPr>
+          <w:p>
+            <w:r/>
+            <w:r>
+              <w:rPr>
+                <w:sz w:val="18"/>
+              </w:rPr>
+              <w:t>691</w:t>
+            </w:r>
+          </w:p>
+        </w:tc>
+        <w:tc>
+          <w:tcPr>
+            <w:tcW w:type="dxa" w:w="1080"/>
+          </w:tcPr>
+          <w:p>
+            <w:r/>
+            <w:r>
+              <w:rPr>
+                <w:sz w:val="18"/>
+              </w:rPr>
+              <w:t>680</w:t>
+            </w:r>
+          </w:p>
+        </w:tc>
+        <w:tc>
+          <w:tcPr>
+            <w:tcW w:type="dxa" w:w="1080"/>
+          </w:tcPr>
+          <w:p>
+            <w:r/>
+            <w:r>
+              <w:rPr>
+                <w:sz w:val="18"/>
+              </w:rPr>
+              <w:t>11</w:t>
+            </w:r>
+          </w:p>
+        </w:tc>
+        <w:tc>
+          <w:tcPr>
+            <w:tcW w:type="dxa" w:w="1080"/>
+          </w:tcPr>
+          <w:p>
+            <w:r/>
+            <w:r>
+              <w:rPr>
+                <w:sz w:val="18"/>
+              </w:rPr>
+              <w:t>49</w:t>
+            </w:r>
+          </w:p>
+        </w:tc>
+        <w:tc>
+          <w:tcPr>
+            <w:tcW w:type="dxa" w:w="1080"/>
+          </w:tcPr>
+          <w:p>
+            <w:r/>
+            <w:r>
+              <w:rPr>
+                <w:sz w:val="18"/>
+              </w:rPr>
+              <w:t>205</w:t>
+            </w:r>
+          </w:p>
+        </w:tc>
+        <w:tc>
+          <w:tcPr>
+            <w:tcW w:type="dxa" w:w="1080"/>
+          </w:tcPr>
+          <w:p>
+            <w:r/>
+            <w:r>
+              <w:rPr>
+                <w:sz w:val="18"/>
+              </w:rPr>
+              <w:t>426</w:t>
+            </w:r>
+          </w:p>
+        </w:tc>
+        <w:tc>
+          <w:tcPr>
+            <w:tcW w:type="dxa" w:w="1080"/>
+          </w:tcPr>
+          <w:p>
+            <w:r/>
+            <w:r>
+              <w:rPr>
+                <w:sz w:val="18"/>
+              </w:rPr>
+              <w:t>▲1</w:t>
+            </w:r>
+          </w:p>
+        </w:tc>
+      </w:tr>
+      <w:tr>
+        <w:tc>
+          <w:tcPr>
+            <w:tcW w:type="dxa" w:w="1080"/>
+          </w:tcPr>
+          <w:p>
+            <w:r/>
+            <w:r>
+              <w:rPr>
+                <w:sz w:val="18"/>
+              </w:rPr>
+              <w:t>令和元年3月末</w:t>
+            </w:r>
+          </w:p>
+        </w:tc>
+        <w:tc>
+          <w:tcPr>
+            <w:tcW w:type="dxa" w:w="1080"/>
+          </w:tcPr>
+          <w:p>
+            <w:r/>
+            <w:r>
+              <w:rPr>
+                <w:sz w:val="18"/>
+              </w:rPr>
+              <w:t>722</w:t>
+            </w:r>
+          </w:p>
+        </w:tc>
+        <w:tc>
+          <w:tcPr>
+            <w:tcW w:type="dxa" w:w="1080"/>
+          </w:tcPr>
+          <w:p>
+            <w:r/>
+            <w:r>
+              <w:rPr>
+                <w:sz w:val="18"/>
+              </w:rPr>
+              <w:t>711</w:t>
+            </w:r>
+          </w:p>
+        </w:tc>
+        <w:tc>
+          <w:tcPr>
+            <w:tcW w:type="dxa" w:w="1080"/>
+          </w:tcPr>
+          <w:p>
+            <w:r/>
+            <w:r>
+              <w:rPr>
+                <w:sz w:val="18"/>
+              </w:rPr>
+              <w:t>11</w:t>
+            </w:r>
+          </w:p>
+        </w:tc>
+        <w:tc>
+          <w:tcPr>
+            <w:tcW w:type="dxa" w:w="1080"/>
+          </w:tcPr>
+          <w:p>
+            <w:r/>
+            <w:r>
+              <w:rPr>
+                <w:sz w:val="18"/>
+              </w:rPr>
+              <w:t>60</w:t>
+            </w:r>
+          </w:p>
+        </w:tc>
+        <w:tc>
+          <w:tcPr>
+            <w:tcW w:type="dxa" w:w="1080"/>
+          </w:tcPr>
+          <w:p>
+            <w:r/>
+            <w:r>
+              <w:rPr>
+                <w:sz w:val="18"/>
+              </w:rPr>
+              <w:t>205</w:t>
+            </w:r>
+          </w:p>
+        </w:tc>
+        <w:tc>
+          <w:tcPr>
+            <w:tcW w:type="dxa" w:w="1080"/>
+          </w:tcPr>
+          <w:p>
+            <w:r/>
+            <w:r>
+              <w:rPr>
+                <w:sz w:val="18"/>
+              </w:rPr>
+              <w:t>446</w:t>
+            </w:r>
+          </w:p>
+        </w:tc>
+        <w:tc>
+          <w:tcPr>
+            <w:tcW w:type="dxa" w:w="1080"/>
+          </w:tcPr>
+          <w:p>
+            <w:r/>
+            <w:r>
+              <w:rPr>
+                <w:sz w:val="18"/>
+              </w:rPr>
+              <w:t>＋31</w:t>
+            </w:r>
+          </w:p>
+        </w:tc>
+      </w:tr>
+      <w:tr>
+        <w:tc>
+          <w:tcPr>
+            <w:tcW w:type="dxa" w:w="1080"/>
+          </w:tcPr>
+          <w:p>
+            <w:r/>
+            <w:r>
+              <w:rPr>
+                <w:sz w:val="18"/>
+              </w:rPr>
+              <w:t>令和2年3月末</w:t>
+            </w:r>
+          </w:p>
+        </w:tc>
+        <w:tc>
+          <w:tcPr>
+            <w:tcW w:type="dxa" w:w="1080"/>
+          </w:tcPr>
+          <w:p>
+            <w:r/>
+            <w:r>
+              <w:rPr>
+                <w:sz w:val="18"/>
+              </w:rPr>
+              <w:t>754</w:t>
+            </w:r>
+          </w:p>
+        </w:tc>
+        <w:tc>
+          <w:tcPr>
+            <w:tcW w:type="dxa" w:w="1080"/>
+          </w:tcPr>
+          <w:p>
+            <w:r/>
+            <w:r>
+              <w:rPr>
+                <w:sz w:val="18"/>
+              </w:rPr>
+              <w:t>746</w:t>
+            </w:r>
+          </w:p>
+        </w:tc>
+        <w:tc>
+          <w:tcPr>
+            <w:tcW w:type="dxa" w:w="1080"/>
+          </w:tcPr>
+          <w:p>
+            <w:r/>
+            <w:r>
+              <w:rPr>
+                <w:sz w:val="18"/>
+              </w:rPr>
+              <w:t>8</w:t>
+            </w:r>
+          </w:p>
+        </w:tc>
+        <w:tc>
+          <w:tcPr>
+            <w:tcW w:type="dxa" w:w="1080"/>
+          </w:tcPr>
+          <w:p>
+            <w:r/>
+            <w:r>
+              <w:rPr>
+                <w:sz w:val="18"/>
+              </w:rPr>
+              <w:t>66</w:t>
+            </w:r>
+          </w:p>
+        </w:tc>
+        <w:tc>
+          <w:tcPr>
+            <w:tcW w:type="dxa" w:w="1080"/>
+          </w:tcPr>
+          <w:p>
+            <w:r/>
+            <w:r>
+              <w:rPr>
+                <w:sz w:val="18"/>
+              </w:rPr>
+              <w:t>211</w:t>
+            </w:r>
+          </w:p>
+        </w:tc>
+        <w:tc>
+          <w:tcPr>
+            <w:tcW w:type="dxa" w:w="1080"/>
+          </w:tcPr>
+          <w:p>
+            <w:r/>
+            <w:r>
+              <w:rPr>
+                <w:sz w:val="18"/>
+              </w:rPr>
+              <w:t>469</w:t>
+            </w:r>
+          </w:p>
+        </w:tc>
+        <w:tc>
+          <w:tcPr>
+            <w:tcW w:type="dxa" w:w="1080"/>
+          </w:tcPr>
+          <w:p>
+            <w:r/>
+            <w:r>
+              <w:rPr>
+                <w:sz w:val="18"/>
+              </w:rPr>
+              <w:t>＋32</w:t>
+            </w:r>
+          </w:p>
+        </w:tc>
+      </w:tr>
+      <w:tr>
+        <w:tc>
+          <w:tcPr>
+            <w:tcW w:type="dxa" w:w="1080"/>
+          </w:tcPr>
+          <w:p>
+            <w:r/>
+            <w:r>
+              <w:rPr>
+                <w:sz w:val="18"/>
+              </w:rPr>
+              <w:t>令和3年3月末</w:t>
+            </w:r>
+          </w:p>
+        </w:tc>
+        <w:tc>
+          <w:tcPr>
+            <w:tcW w:type="dxa" w:w="1080"/>
+          </w:tcPr>
+          <w:p>
+            <w:r/>
+            <w:r>
+              <w:rPr>
+                <w:sz w:val="18"/>
+              </w:rPr>
+              <w:t>861</w:t>
+            </w:r>
+          </w:p>
+        </w:tc>
+        <w:tc>
+          <w:tcPr>
+            <w:tcW w:type="dxa" w:w="1080"/>
+          </w:tcPr>
+          <w:p>
+            <w:r/>
+            <w:r>
+              <w:rPr>
+                <w:sz w:val="18"/>
+              </w:rPr>
+              <w:t>846</w:t>
+            </w:r>
+          </w:p>
+        </w:tc>
+        <w:tc>
+          <w:tcPr>
+            <w:tcW w:type="dxa" w:w="1080"/>
+          </w:tcPr>
+          <w:p>
+            <w:r/>
+            <w:r>
+              <w:rPr>
+                <w:sz w:val="18"/>
+              </w:rPr>
+              <w:t>15</w:t>
+            </w:r>
+          </w:p>
+        </w:tc>
+        <w:tc>
+          <w:tcPr>
+            <w:tcW w:type="dxa" w:w="1080"/>
+          </w:tcPr>
+          <w:p>
+            <w:r/>
+            <w:r>
+              <w:rPr>
+                <w:sz w:val="18"/>
+              </w:rPr>
+              <w:t>66</w:t>
+            </w:r>
+          </w:p>
+        </w:tc>
+        <w:tc>
+          <w:tcPr>
+            <w:tcW w:type="dxa" w:w="1080"/>
+          </w:tcPr>
+          <w:p>
+            <w:r/>
+            <w:r>
+              <w:rPr>
+                <w:sz w:val="18"/>
+              </w:rPr>
+              <w:t>236</w:t>
+            </w:r>
+          </w:p>
+        </w:tc>
+        <w:tc>
+          <w:tcPr>
+            <w:tcW w:type="dxa" w:w="1080"/>
+          </w:tcPr>
+          <w:p>
+            <w:r/>
+            <w:r>
+              <w:rPr>
+                <w:sz w:val="18"/>
+              </w:rPr>
+              <w:t>544</w:t>
+            </w:r>
+          </w:p>
+        </w:tc>
+        <w:tc>
+          <w:tcPr>
+            <w:tcW w:type="dxa" w:w="1080"/>
+          </w:tcPr>
+          <w:p>
+            <w:r/>
+            <w:r>
+              <w:rPr>
+                <w:sz w:val="18"/>
+              </w:rPr>
+              <w:t>**＋107**</w:t>
+            </w:r>
+          </w:p>
+        </w:tc>
+      </w:tr>
+      <w:tr>
+        <w:tc>
+          <w:tcPr>
+            <w:tcW w:type="dxa" w:w="1080"/>
+          </w:tcPr>
+          <w:p>
+            <w:r/>
+            <w:r>
+              <w:rPr>
+                <w:sz w:val="18"/>
+              </w:rPr>
+              <w:t>令和4年3月末</w:t>
+            </w:r>
+          </w:p>
+        </w:tc>
+        <w:tc>
+          <w:tcPr>
+            <w:tcW w:type="dxa" w:w="1080"/>
+          </w:tcPr>
+          <w:p>
+            <w:r/>
+            <w:r>
+              <w:rPr>
+                <w:sz w:val="18"/>
+              </w:rPr>
+              <w:t>872</w:t>
+            </w:r>
+          </w:p>
+        </w:tc>
+        <w:tc>
+          <w:tcPr>
+            <w:tcW w:type="dxa" w:w="1080"/>
+          </w:tcPr>
+          <w:p>
+            <w:r/>
+            <w:r>
+              <w:rPr>
+                <w:sz w:val="18"/>
+              </w:rPr>
+              <w:t>861</w:t>
+            </w:r>
+          </w:p>
+        </w:tc>
+        <w:tc>
+          <w:tcPr>
+            <w:tcW w:type="dxa" w:w="1080"/>
+          </w:tcPr>
+          <w:p>
+            <w:r/>
+            <w:r>
+              <w:rPr>
+                <w:sz w:val="18"/>
+              </w:rPr>
+              <w:t>11</w:t>
+            </w:r>
+          </w:p>
+        </w:tc>
+        <w:tc>
+          <w:tcPr>
+            <w:tcW w:type="dxa" w:w="1080"/>
+          </w:tcPr>
+          <w:p>
+            <w:r/>
+            <w:r>
+              <w:rPr>
+                <w:sz w:val="18"/>
+              </w:rPr>
+              <w:t>65</w:t>
+            </w:r>
+          </w:p>
+        </w:tc>
+        <w:tc>
+          <w:tcPr>
+            <w:tcW w:type="dxa" w:w="1080"/>
+          </w:tcPr>
+          <w:p>
+            <w:r/>
+            <w:r>
+              <w:rPr>
+                <w:sz w:val="18"/>
+              </w:rPr>
+              <w:t>232</w:t>
+            </w:r>
+          </w:p>
+        </w:tc>
+        <w:tc>
+          <w:tcPr>
+            <w:tcW w:type="dxa" w:w="1080"/>
+          </w:tcPr>
+          <w:p>
+            <w:r/>
+            <w:r>
+              <w:rPr>
+                <w:sz w:val="18"/>
+              </w:rPr>
+              <w:t>564</w:t>
+            </w:r>
+          </w:p>
+        </w:tc>
+        <w:tc>
+          <w:tcPr>
+            <w:tcW w:type="dxa" w:w="1080"/>
+          </w:tcPr>
+          <w:p>
+            <w:r/>
+            <w:r>
+              <w:rPr>
+                <w:sz w:val="18"/>
+              </w:rPr>
+              <w:t>＋11</w:t>
+            </w:r>
+          </w:p>
+        </w:tc>
+      </w:tr>
+      <w:tr>
+        <w:tc>
+          <w:tcPr>
+            <w:tcW w:type="dxa" w:w="1080"/>
+          </w:tcPr>
+          <w:p>
+            <w:r/>
+            <w:r>
+              <w:rPr>
+                <w:sz w:val="18"/>
+              </w:rPr>
+              <w:t>令和5年3月末</w:t>
+            </w:r>
+          </w:p>
+        </w:tc>
+        <w:tc>
+          <w:tcPr>
+            <w:tcW w:type="dxa" w:w="1080"/>
+          </w:tcPr>
+          <w:p>
+            <w:r/>
+            <w:r>
+              <w:rPr>
+                <w:sz w:val="18"/>
+              </w:rPr>
+              <w:t>898</w:t>
+            </w:r>
+          </w:p>
+        </w:tc>
+        <w:tc>
+          <w:tcPr>
+            <w:tcW w:type="dxa" w:w="1080"/>
+          </w:tcPr>
+          <w:p>
+            <w:r/>
+            <w:r>
+              <w:rPr>
+                <w:sz w:val="18"/>
+              </w:rPr>
+              <w:t>885</w:t>
+            </w:r>
+          </w:p>
+        </w:tc>
+        <w:tc>
+          <w:tcPr>
+            <w:tcW w:type="dxa" w:w="1080"/>
+          </w:tcPr>
+          <w:p>
+            <w:r/>
+            <w:r>
+              <w:rPr>
+                <w:sz w:val="18"/>
+              </w:rPr>
+              <w:t>13</w:t>
+            </w:r>
+          </w:p>
+        </w:tc>
+        <w:tc>
+          <w:tcPr>
+            <w:tcW w:type="dxa" w:w="1080"/>
+          </w:tcPr>
+          <w:p>
+            <w:r/>
+            <w:r>
+              <w:rPr>
+                <w:sz w:val="18"/>
+              </w:rPr>
+              <w:t>71</w:t>
+            </w:r>
+          </w:p>
+        </w:tc>
+        <w:tc>
+          <w:tcPr>
+            <w:tcW w:type="dxa" w:w="1080"/>
+          </w:tcPr>
+          <w:p>
+            <w:r/>
+            <w:r>
+              <w:rPr>
+                <w:sz w:val="18"/>
+              </w:rPr>
+              <w:t>232</w:t>
+            </w:r>
+          </w:p>
+        </w:tc>
+        <w:tc>
+          <w:tcPr>
+            <w:tcW w:type="dxa" w:w="1080"/>
+          </w:tcPr>
+          <w:p>
+            <w:r/>
+            <w:r>
+              <w:rPr>
+                <w:sz w:val="18"/>
+              </w:rPr>
+              <w:t>582</w:t>
+            </w:r>
+          </w:p>
+        </w:tc>
+        <w:tc>
+          <w:tcPr>
+            <w:tcW w:type="dxa" w:w="1080"/>
+          </w:tcPr>
+          <w:p>
+            <w:r/>
+            <w:r>
+              <w:rPr>
+                <w:sz w:val="18"/>
+              </w:rPr>
+              <w:t>＋26</w:t>
+            </w:r>
+          </w:p>
+        </w:tc>
+      </w:tr>
+      <w:tr>
+        <w:tc>
+          <w:tcPr>
+            <w:tcW w:type="dxa" w:w="1080"/>
+          </w:tcPr>
+          <w:p>
+            <w:r/>
+            <w:r>
+              <w:rPr>
+                <w:sz w:val="18"/>
+              </w:rPr>
+              <w:t>令和6年3月末</w:t>
+            </w:r>
+          </w:p>
+        </w:tc>
+        <w:tc>
+          <w:tcPr>
+            <w:tcW w:type="dxa" w:w="1080"/>
+          </w:tcPr>
+          <w:p>
+            <w:r/>
+            <w:r>
+              <w:rPr>
+                <w:sz w:val="18"/>
+              </w:rPr>
+              <w:t>919</w:t>
+            </w:r>
+          </w:p>
+        </w:tc>
+        <w:tc>
+          <w:tcPr>
+            <w:tcW w:type="dxa" w:w="1080"/>
+          </w:tcPr>
+          <w:p>
+            <w:r/>
+            <w:r>
+              <w:rPr>
+                <w:sz w:val="18"/>
+              </w:rPr>
+              <w:t>907</w:t>
+            </w:r>
+          </w:p>
+        </w:tc>
+        <w:tc>
+          <w:tcPr>
+            <w:tcW w:type="dxa" w:w="1080"/>
+          </w:tcPr>
+          <w:p>
+            <w:r/>
+            <w:r>
+              <w:rPr>
+                <w:sz w:val="18"/>
+              </w:rPr>
+              <w:t>12</w:t>
+            </w:r>
+          </w:p>
+        </w:tc>
+        <w:tc>
+          <w:tcPr>
+            <w:tcW w:type="dxa" w:w="1080"/>
+          </w:tcPr>
+          <w:p>
+            <w:r/>
+            <w:r>
+              <w:rPr>
+                <w:sz w:val="18"/>
+              </w:rPr>
+              <w:t>74</w:t>
+            </w:r>
+          </w:p>
+        </w:tc>
+        <w:tc>
+          <w:tcPr>
+            <w:tcW w:type="dxa" w:w="1080"/>
+          </w:tcPr>
+          <w:p>
+            <w:r/>
+            <w:r>
+              <w:rPr>
+                <w:sz w:val="18"/>
+              </w:rPr>
+              <w:t>224</w:t>
+            </w:r>
+          </w:p>
+        </w:tc>
+        <w:tc>
+          <w:tcPr>
+            <w:tcW w:type="dxa" w:w="1080"/>
+          </w:tcPr>
+          <w:p>
+            <w:r/>
+            <w:r>
+              <w:rPr>
+                <w:sz w:val="18"/>
+              </w:rPr>
+              <w:t>609</w:t>
+            </w:r>
+          </w:p>
+        </w:tc>
+        <w:tc>
+          <w:tcPr>
+            <w:tcW w:type="dxa" w:w="1080"/>
+          </w:tcPr>
+          <w:p>
+            <w:r/>
+            <w:r>
+              <w:rPr>
+                <w:sz w:val="18"/>
+              </w:rPr>
+              <w:t>＋21</w:t>
+            </w:r>
+          </w:p>
+        </w:tc>
+      </w:tr>
+      <w:tr>
+        <w:tc>
+          <w:tcPr>
+            <w:tcW w:type="dxa" w:w="1080"/>
+          </w:tcPr>
+          <w:p>
+            <w:r/>
+            <w:r>
+              <w:rPr>
+                <w:sz w:val="18"/>
+              </w:rPr>
+              <w:t>令和7年3月末</w:t>
+            </w:r>
+          </w:p>
+        </w:tc>
+        <w:tc>
+          <w:tcPr>
+            <w:tcW w:type="dxa" w:w="1080"/>
+          </w:tcPr>
+          <w:p>
+            <w:r/>
+            <w:r>
+              <w:rPr>
+                <w:sz w:val="18"/>
+              </w:rPr>
+              <w:t>944</w:t>
+            </w:r>
+          </w:p>
+        </w:tc>
+        <w:tc>
+          <w:tcPr>
+            <w:tcW w:type="dxa" w:w="1080"/>
+          </w:tcPr>
+          <w:p>
+            <w:r/>
+            <w:r>
+              <w:rPr>
+                <w:sz w:val="18"/>
+              </w:rPr>
+              <w:t>935</w:t>
+            </w:r>
+          </w:p>
+        </w:tc>
+        <w:tc>
+          <w:tcPr>
+            <w:tcW w:type="dxa" w:w="1080"/>
+          </w:tcPr>
+          <w:p>
+            <w:r/>
+            <w:r>
+              <w:rPr>
+                <w:sz w:val="18"/>
+              </w:rPr>
+              <w:t>9</w:t>
+            </w:r>
+          </w:p>
+        </w:tc>
+        <w:tc>
+          <w:tcPr>
+            <w:tcW w:type="dxa" w:w="1080"/>
+          </w:tcPr>
+          <w:p>
+            <w:r/>
+            <w:r>
+              <w:rPr>
+                <w:sz w:val="18"/>
+              </w:rPr>
+              <w:t>89</w:t>
+            </w:r>
+          </w:p>
+        </w:tc>
+        <w:tc>
+          <w:tcPr>
+            <w:tcW w:type="dxa" w:w="1080"/>
+          </w:tcPr>
+          <w:p>
+            <w:r/>
+            <w:r>
+              <w:rPr>
+                <w:sz w:val="18"/>
+              </w:rPr>
+              <w:t>214</w:t>
+            </w:r>
+          </w:p>
+        </w:tc>
+        <w:tc>
+          <w:tcPr>
+            <w:tcW w:type="dxa" w:w="1080"/>
+          </w:tcPr>
+          <w:p>
+            <w:r/>
+            <w:r>
+              <w:rPr>
+                <w:sz w:val="18"/>
+              </w:rPr>
+              <w:t>632</w:t>
+            </w:r>
+          </w:p>
+        </w:tc>
+        <w:tc>
+          <w:tcPr>
+            <w:tcW w:type="dxa" w:w="1080"/>
+          </w:tcPr>
+          <w:p>
+            <w:r/>
+            <w:r>
+              <w:rPr>
+                <w:sz w:val="18"/>
+              </w:rPr>
+              <w:t>＋25</w:t>
+            </w:r>
+          </w:p>
+        </w:tc>
+      </w:tr>
+      <w:tr>
+        <w:tc>
+          <w:tcPr>
+            <w:tcW w:type="dxa" w:w="1080"/>
+          </w:tcPr>
+          <w:p>
+            <w:r/>
+            <w:r>
+              <w:rPr>
+                <w:sz w:val="18"/>
+              </w:rPr>
+              <w:t>令和8年3月末</w:t>
+            </w:r>
+          </w:p>
+        </w:tc>
+        <w:tc>
+          <w:tcPr>
+            <w:tcW w:type="dxa" w:w="1080"/>
+          </w:tcPr>
+          <w:p>
+            <w:r/>
+            <w:r>
+              <w:rPr>
+                <w:sz w:val="18"/>
+              </w:rPr>
+              <w:t>792</w:t>
+            </w:r>
+          </w:p>
+        </w:tc>
+        <w:tc>
+          <w:tcPr>
+            <w:tcW w:type="dxa" w:w="1080"/>
+          </w:tcPr>
+          <w:p>
+            <w:r/>
+            <w:r>
+              <w:rPr>
+                <w:sz w:val="18"/>
+              </w:rPr>
+              <w:t>783</w:t>
+            </w:r>
+          </w:p>
+        </w:tc>
+        <w:tc>
+          <w:tcPr>
+            <w:tcW w:type="dxa" w:w="1080"/>
+          </w:tcPr>
+          <w:p>
+            <w:r/>
+            <w:r>
+              <w:rPr>
+                <w:sz w:val="18"/>
+              </w:rPr>
+              <w:t>9</w:t>
+            </w:r>
+          </w:p>
+        </w:tc>
+        <w:tc>
+          <w:tcPr>
+            <w:tcW w:type="dxa" w:w="1080"/>
+          </w:tcPr>
+          <w:p>
+            <w:r/>
+            <w:r>
+              <w:rPr>
+                <w:sz w:val="18"/>
+              </w:rPr>
+              <w:t>64</w:t>
+            </w:r>
+          </w:p>
+        </w:tc>
+        <w:tc>
+          <w:tcPr>
+            <w:tcW w:type="dxa" w:w="1080"/>
+          </w:tcPr>
+          <w:p>
+            <w:r/>
+            <w:r>
+              <w:rPr>
+                <w:sz w:val="18"/>
+              </w:rPr>
+              <w:t>204</w:t>
+            </w:r>
+          </w:p>
+        </w:tc>
+        <w:tc>
+          <w:tcPr>
+            <w:tcW w:type="dxa" w:w="1080"/>
+          </w:tcPr>
+          <w:p>
+            <w:r/>
+            <w:r>
+              <w:rPr>
+                <w:sz w:val="18"/>
+              </w:rPr>
+              <w:t>515</w:t>
+            </w:r>
+          </w:p>
+        </w:tc>
+        <w:tc>
+          <w:tcPr>
+            <w:tcW w:type="dxa" w:w="1080"/>
+          </w:tcPr>
+          <w:p>
+            <w:r/>
+            <w:r>
+              <w:rPr>
+                <w:sz w:val="18"/>
+              </w:rPr>
+              <w:t>**▲152**</w:t>
+            </w:r>
+          </w:p>
+        </w:tc>
+      </w:tr>
+    </w:tbl>
+    <w:p>
+      <w:r>
+        <w:rPr>
+          <w:i/>
+          <w:sz w:val="18"/>
+        </w:rPr>
+        <w:t>資料：地域包括ケア「見える化」システム（B3a〜B3e）。出典は厚生労働省「介護保険事業状況報告」年報。**ただし令和7年3月末・令和8年3月末（令和6・7年度）のみ月報。**65〜74歳＝第1号被保険者−75歳以上、75〜84歳＝75歳以上−85歳以上として算出。第1号＋第2号＝全体は20期すべてで一致することを確認した。</w:t>
+      </w:r>
+    </w:p>
+    <w:p>
+      <w:r>
+        <w:t>**20年の系列のうち、増減が突出しているのは2点のみである。**令和2年度の＋107人（＋14.2％）と、令和7年度の▲152人（▲16.1％）である。他の年の増減幅は▲6人〜＋39人にとどまる。</w:t>
+      </w:r>
+    </w:p>
+    <w:p>
+      <w:r>
+        <w:t>令和7年3月末から令和8年3月末への変化を要介護度別にみると次のとおりである。</w:t>
       </w:r>
     </w:p>
     <w:tbl>
@@ -595,7 +1787,7 @@
                 <w:b/>
                 <w:sz w:val="18"/>
               </w:rPr>
-              <w:t>令和6年3月末</w:t>
+              <w:t>令和7年3月末</w:t>
             </w:r>
           </w:p>
         </w:tc>
@@ -611,7 +1803,7 @@
                 <w:b/>
                 <w:sz w:val="18"/>
               </w:rPr>
-              <w:t>令和7年3月末</w:t>
+              <w:t>令和8年3月末</w:t>
             </w:r>
           </w:p>
         </w:tc>
@@ -627,7 +1819,7 @@
                 <w:b/>
                 <w:sz w:val="18"/>
               </w:rPr>
-              <w:t>令和8年3月末</w:t>
+              <w:t>増減</w:t>
             </w:r>
           </w:p>
         </w:tc>
@@ -643,7 +1835,7 @@
                 <w:b/>
                 <w:sz w:val="18"/>
               </w:rPr>
-              <w:t>令和7年→8年</w:t>
+              <w:t>うち85歳以上の増減</w:t>
             </w:r>
           </w:p>
         </w:tc>
@@ -673,7 +1865,7 @@
               <w:rPr>
                 <w:sz w:val="18"/>
               </w:rPr>
-              <w:t>58</w:t>
+              <w:t>65</w:t>
             </w:r>
           </w:p>
         </w:tc>
@@ -687,7 +1879,7 @@
               <w:rPr>
                 <w:sz w:val="18"/>
               </w:rPr>
-              <w:t>64</w:t>
+              <w:t>70</w:t>
             </w:r>
           </w:p>
         </w:tc>
@@ -701,7 +1893,7 @@
               <w:rPr>
                 <w:sz w:val="18"/>
               </w:rPr>
-              <w:t>70</w:t>
+              <w:t>＋5（＋7.7％）</w:t>
             </w:r>
           </w:p>
         </w:tc>
@@ -715,7 +1907,7 @@
               <w:rPr>
                 <w:sz w:val="18"/>
               </w:rPr>
-              <w:t>＋6（＋9.4％）</w:t>
+              <w:t>▲1（▲2.7％）</w:t>
             </w:r>
           </w:p>
         </w:tc>
@@ -745,7 +1937,7 @@
               <w:rPr>
                 <w:sz w:val="18"/>
               </w:rPr>
-              <w:t>148</w:t>
+              <w:t>136</w:t>
             </w:r>
           </w:p>
         </w:tc>
@@ -759,7 +1951,7 @@
               <w:rPr>
                 <w:sz w:val="18"/>
               </w:rPr>
-              <w:t>136</w:t>
+              <w:t>129</w:t>
             </w:r>
           </w:p>
         </w:tc>
@@ -773,7 +1965,7 @@
               <w:rPr>
                 <w:sz w:val="18"/>
               </w:rPr>
-              <w:t>128</w:t>
+              <w:t>▲7（▲5.1％）</w:t>
             </w:r>
           </w:p>
         </w:tc>
@@ -787,7 +1979,7 @@
               <w:rPr>
                 <w:sz w:val="18"/>
               </w:rPr>
-              <w:t>▲8（▲5.9％）</w:t>
+              <w:t>▲13（▲14.1％）</w:t>
             </w:r>
           </w:p>
         </w:tc>
@@ -817,7 +2009,7 @@
               <w:rPr>
                 <w:sz w:val="18"/>
               </w:rPr>
-              <w:t>144</w:t>
+              <w:t>161</w:t>
             </w:r>
           </w:p>
         </w:tc>
@@ -831,7 +2023,7 @@
               <w:rPr>
                 <w:sz w:val="18"/>
               </w:rPr>
-              <w:t>161</w:t>
+              <w:t>143</w:t>
             </w:r>
           </w:p>
         </w:tc>
@@ -845,7 +2037,7 @@
               <w:rPr>
                 <w:sz w:val="18"/>
               </w:rPr>
-              <w:t>143</w:t>
+              <w:t>▲18（▲11.2％）</w:t>
             </w:r>
           </w:p>
         </w:tc>
@@ -859,7 +2051,7 @@
               <w:rPr>
                 <w:sz w:val="18"/>
               </w:rPr>
-              <w:t>▲18（▲11.2％）</w:t>
+              <w:t>▲8（▲7.8％）</w:t>
             </w:r>
           </w:p>
         </w:tc>
@@ -889,7 +2081,7 @@
               <w:rPr>
                 <w:sz w:val="18"/>
               </w:rPr>
-              <w:t>152</w:t>
+              <w:t>158</w:t>
             </w:r>
           </w:p>
         </w:tc>
@@ -903,7 +2095,7 @@
               <w:rPr>
                 <w:sz w:val="18"/>
               </w:rPr>
-              <w:t>157</w:t>
+              <w:t>125</w:t>
             </w:r>
           </w:p>
         </w:tc>
@@ -917,7 +2109,7 @@
               <w:rPr>
                 <w:sz w:val="18"/>
               </w:rPr>
-              <w:t>125</w:t>
+              <w:t>▲33（▲20.9％）</w:t>
             </w:r>
           </w:p>
         </w:tc>
@@ -931,7 +2123,7 @@
               <w:rPr>
                 <w:sz w:val="18"/>
               </w:rPr>
-              <w:t>▲32（▲20.4％）</w:t>
+              <w:t>▲16（▲16.2％）</w:t>
             </w:r>
           </w:p>
         </w:tc>
@@ -961,7 +2153,7 @@
               <w:rPr>
                 <w:sz w:val="18"/>
               </w:rPr>
-              <w:t>163</w:t>
+              <w:t>166</w:t>
             </w:r>
           </w:p>
         </w:tc>
@@ -975,7 +2167,7 @@
               <w:rPr>
                 <w:sz w:val="18"/>
               </w:rPr>
-              <w:t>163</w:t>
+              <w:t>145</w:t>
             </w:r>
           </w:p>
         </w:tc>
@@ -989,7 +2181,7 @@
               <w:rPr>
                 <w:sz w:val="18"/>
               </w:rPr>
-              <w:t>142</w:t>
+              <w:t>▲21（▲12.7％）</w:t>
             </w:r>
           </w:p>
         </w:tc>
@@ -1003,7 +2195,7 @@
               <w:rPr>
                 <w:sz w:val="18"/>
               </w:rPr>
-              <w:t>▲21（▲12.9％）</w:t>
+              <w:t>▲21（▲17.5％）</w:t>
             </w:r>
           </w:p>
         </w:tc>
@@ -1033,7 +2225,7 @@
               <w:rPr>
                 <w:sz w:val="18"/>
               </w:rPr>
-              <w:t>138</w:t>
+              <w:t>143</w:t>
             </w:r>
           </w:p>
         </w:tc>
@@ -1047,7 +2239,7 @@
               <w:rPr>
                 <w:sz w:val="18"/>
               </w:rPr>
-              <w:t>141</w:t>
+              <w:t>108</w:t>
             </w:r>
           </w:p>
         </w:tc>
@@ -1061,7 +2253,7 @@
               <w:rPr>
                 <w:sz w:val="18"/>
               </w:rPr>
-              <w:t>104</w:t>
+              <w:t>▲35（▲24.5％）</w:t>
             </w:r>
           </w:p>
         </w:tc>
@@ -1075,7 +2267,7 @@
               <w:rPr>
                 <w:sz w:val="18"/>
               </w:rPr>
-              <w:t>▲37（▲26.2％）</w:t>
+              <w:t>▲29（▲27.1％）</w:t>
             </w:r>
           </w:p>
         </w:tc>
@@ -1105,7 +2297,7 @@
               <w:rPr>
                 <w:sz w:val="18"/>
               </w:rPr>
-              <w:t>104</w:t>
+              <w:t>115</w:t>
             </w:r>
           </w:p>
         </w:tc>
@@ -1119,7 +2311,7 @@
               <w:rPr>
                 <w:sz w:val="18"/>
               </w:rPr>
-              <w:t>113</w:t>
+              <w:t>72</w:t>
             </w:r>
           </w:p>
         </w:tc>
@@ -1133,7 +2325,7 @@
               <w:rPr>
                 <w:sz w:val="18"/>
               </w:rPr>
-              <w:t>71</w:t>
+              <w:t>▲43（▲37.4％）</w:t>
             </w:r>
           </w:p>
         </w:tc>
@@ -1147,7 +2339,7 @@
               <w:rPr>
                 <w:sz w:val="18"/>
               </w:rPr>
-              <w:t>▲42（▲37.2％）</w:t>
+              <w:t>▲29（▲38.7％）</w:t>
             </w:r>
           </w:p>
         </w:tc>
@@ -1177,7 +2369,7 @@
               <w:rPr>
                 <w:sz w:val="18"/>
               </w:rPr>
-              <w:t>907</w:t>
+              <w:t>944</w:t>
             </w:r>
           </w:p>
         </w:tc>
@@ -1191,7 +2383,7 @@
               <w:rPr>
                 <w:sz w:val="18"/>
               </w:rPr>
-              <w:t>935</w:t>
+              <w:t>792</w:t>
             </w:r>
           </w:p>
         </w:tc>
@@ -1205,7 +2397,7 @@
               <w:rPr>
                 <w:sz w:val="18"/>
               </w:rPr>
-              <w:t>783</w:t>
+              <w:t>▲152（▲16.1％）</w:t>
             </w:r>
           </w:p>
         </w:tc>
@@ -1219,12 +2411,17 @@
               <w:rPr>
                 <w:sz w:val="18"/>
               </w:rPr>
-              <w:t>▲152（▲16.3％）</w:t>
+              <w:t>▲117（▲18.5％）</w:t>
             </w:r>
           </w:p>
         </w:tc>
       </w:tr>
     </w:tbl>
+    <w:p>
+      <w:r>
+        <w:t>**減少の77.0％が85歳以上に集中している。**第1号被保険者の減少152人の内訳は、85歳以上117人（▲18.5％）、65〜74歳25人（▲28.1％）、75〜84歳10人（▲4.7％）である。ただし85歳以上の中でも、要支援1の▲2.7％から要介護5の▲38.7％まで、**重度ほど減少幅が大きい単調なパターンが再現される。**</w:t>
+      </w:r>
+    </w:p>
     <w:p>
       <w:pPr>
         <w:pStyle w:val="Heading2"/>
@@ -3505,10 +4702,196 @@
     </w:p>
     <w:p>
       <w:pPr>
+        <w:pStyle w:val="ListBullet"/>
+        <w:spacing w:after="0"/>
+      </w:pPr>
+      <w:r>
+        <w:t>20年（平成19年3月末〜令和8年3月末）の年度末系列でみても、増減が▲50人を超えるのは令和7年度のみである。他の年は▲6人〜＋39人の範囲にある（令和2年度の＋107人を除く）。</w:t>
+      </w:r>
+    </w:p>
+    <w:p>
+      <w:pPr>
         <w:pStyle w:val="Heading2"/>
       </w:pPr>
       <w:r>
-        <w:t>4　本報告書での取扱いと確認依頼事項</w:t>
+        <w:t>4　減少の性質に関する検討</w:t>
+      </w:r>
+    </w:p>
+    <w:p>
+      <w:r>
+        <w:t>年齢階層別・要介護度別の分解により、令和8年3月末の値の性質について次の2点が読み取れる。</w:t>
+      </w:r>
+    </w:p>
+    <w:tbl>
+      <w:tblPr>
+        <w:tblStyle w:val="TableGrid"/>
+        <w:tblW w:type="auto" w:w="0"/>
+        <w:tblLook w:firstColumn="1" w:firstRow="1" w:lastColumn="0" w:lastRow="0" w:noHBand="0" w:noVBand="1" w:val="04A0"/>
+      </w:tblPr>
+      <w:tblGrid>
+        <w:gridCol w:w="2880"/>
+        <w:gridCol w:w="2880"/>
+        <w:gridCol w:w="2880"/>
+      </w:tblGrid>
+      <w:tr>
+        <w:tc>
+          <w:tcPr>
+            <w:tcW w:type="dxa" w:w="2880"/>
+          </w:tcPr>
+          <w:p>
+            <w:r/>
+            <w:r>
+              <w:rPr>
+                <w:rFonts w:ascii="游ゴシック" w:hAnsi="游ゴシック" w:eastAsia="游ゴシック"/>
+                <w:b/>
+                <w:sz w:val="18"/>
+              </w:rPr>
+              <w:t>観点</w:t>
+            </w:r>
+          </w:p>
+        </w:tc>
+        <w:tc>
+          <w:tcPr>
+            <w:tcW w:type="dxa" w:w="2880"/>
+          </w:tcPr>
+          <w:p>
+            <w:r/>
+            <w:r>
+              <w:rPr>
+                <w:rFonts w:ascii="游ゴシック" w:hAnsi="游ゴシック" w:eastAsia="游ゴシック"/>
+                <w:b/>
+                <w:sz w:val="18"/>
+              </w:rPr>
+              <w:t>データが示すこと</w:t>
+            </w:r>
+          </w:p>
+        </w:tc>
+        <w:tc>
+          <w:tcPr>
+            <w:tcW w:type="dxa" w:w="2880"/>
+          </w:tcPr>
+          <w:p>
+            <w:r/>
+            <w:r>
+              <w:rPr>
+                <w:rFonts w:ascii="游ゴシック" w:hAnsi="游ゴシック" w:eastAsia="游ゴシック"/>
+                <w:b/>
+                <w:sz w:val="18"/>
+              </w:rPr>
+              <w:t>解釈</w:t>
+            </w:r>
+          </w:p>
+        </w:tc>
+      </w:tr>
+      <w:tr>
+        <w:tc>
+          <w:tcPr>
+            <w:tcW w:type="dxa" w:w="2880"/>
+          </w:tcPr>
+          <w:p>
+            <w:r/>
+            <w:r>
+              <w:rPr>
+                <w:sz w:val="18"/>
+              </w:rPr>
+              <w:t>報告漏れ（集計途上）による暫定値か</w:t>
+            </w:r>
+          </w:p>
+        </w:tc>
+        <w:tc>
+          <w:tcPr>
+            <w:tcW w:type="dxa" w:w="2880"/>
+          </w:tcPr>
+          <w:p>
+            <w:r/>
+            <w:r>
+              <w:rPr>
+                <w:sz w:val="18"/>
+              </w:rPr>
+              <w:t>報告漏れであれば要介護度や年齢と無関係に減るはずだが、実際は要支援1の＋7.7％から要介護5の▲37.4％まで単調である。85歳以上に限っても同じ単調パターンが現れる</w:t>
+            </w:r>
+          </w:p>
+        </w:tc>
+        <w:tc>
+          <w:tcPr>
+            <w:tcW w:type="dxa" w:w="2880"/>
+          </w:tcPr>
+          <w:p>
+            <w:r/>
+            <w:r>
+              <w:rPr>
+                <w:sz w:val="18"/>
+              </w:rPr>
+              <w:t>**単純な報告漏れだけでは説明しにくい。**ただし特定の事業所・施設からの報告が遅れれば、重度者に偏った漏れが生じうるため、排除はできない</w:t>
+            </w:r>
+          </w:p>
+        </w:tc>
+      </w:tr>
+      <w:tr>
+        <w:tc>
+          <w:tcPr>
+            <w:tcW w:type="dxa" w:w="2880"/>
+          </w:tcPr>
+          <w:p>
+            <w:r/>
+            <w:r>
+              <w:rPr>
+                <w:sz w:val="18"/>
+              </w:rPr>
+              <w:t>**認定有効期間の運用の影響はないか**</w:t>
+            </w:r>
+          </w:p>
+        </w:tc>
+        <w:tc>
+          <w:tcPr>
+            <w:tcW w:type="dxa" w:w="2880"/>
+          </w:tcPr>
+          <w:p>
+            <w:r/>
+            <w:r>
+              <w:rPr>
+                <w:sz w:val="18"/>
+              </w:rPr>
+              <w:t>**令和2年度に＋107人（＋14.2％）の突出した増加がある。**新型コロナウイルス感染症に伴う要介護認定の有効期間の延長特例（令和2年2月〜）の時期と一致する。また令和3年4月からは更新認定の有効期間の上限が48か月に延長された</w:t>
+            </w:r>
+          </w:p>
+        </w:tc>
+        <w:tc>
+          <w:tcPr>
+            <w:tcW w:type="dxa" w:w="2880"/>
+          </w:tcPr>
+          <w:p>
+            <w:r/>
+            <w:r>
+              <w:rPr>
+                <w:sz w:val="18"/>
+              </w:rPr>
+              <w:t>**令和2年度以降に積み上がった認定が令和7年度に一斉に満了し、更新申請に至らなかった層がまとめて認定者から外れた可能性がある。**この場合、減少の一部は制度運用によるものとなる</w:t>
+            </w:r>
+          </w:p>
+        </w:tc>
+      </w:tr>
+    </w:tbl>
+    <w:p>
+      <w:r>
+        <w:t>第2の観点は、令和2年度の増加と令和7年度の減少を一つの機序で説明しうる点で検討に値する。ただし、令和2年度の＋107人がすべて特例による積み上がりであったとしても、その解消後の水準は平成19年〜令和2年のトレンド（13年で519人→754人、年平均約2.9％増）の延長線上、すなわち令和8年3月末で850〜900人程度と見込まれる。**実績値792人はこれを下回るため、特例の解消だけでは全額を説明できない。**</w:t>
+      </w:r>
+    </w:p>
+    <w:p>
+      <w:r>
+        <w:rPr>
+          <w:i/>
+          <w:sz w:val="18"/>
+        </w:rPr>
+        <w:t>※ いずれの解釈でも、町の認定台帳による確認を要することに変わりはない。本データにより、確認の焦点は①85歳以上の認定者の令和7年度中の異動、②認定有効期間の運用（延長特例の適用状況と満了の時期）、の2点に絞られた。</w:t>
+      </w:r>
+    </w:p>
+    <w:p>
+      <w:pPr>
+        <w:pStyle w:val="Heading2"/>
+      </w:pPr>
+      <w:r>
+        <w:t>5　本報告書での取扱いと確認依頼事項</w:t>
       </w:r>
     </w:p>
     <w:p>
@@ -3571,7 +4954,7 @@
               <w:rPr>
                 <w:sz w:val="18"/>
               </w:rPr>
-              <w:t>令和7年度末（令和8年3月末）時点の認定者数（要介護度別）の実数</w:t>
+              <w:t>令和7年度末（令和8年3月末）時点の認定者数（要介護度別・年齢階層別）の実数</w:t>
             </w:r>
           </w:p>
         </w:tc>
@@ -3601,7 +4984,7 @@
               <w:rPr>
                 <w:sz w:val="18"/>
               </w:rPr>
-              <w:t>令和3〜7年度の各年度末の認定者数（要介護度別・年齢階層別）</w:t>
+              <w:t>**85歳以上の認定者の令和7年度中の異動の内訳**（死亡・転出・非該当・更新未申請）</w:t>
             </w:r>
           </w:p>
         </w:tc>
@@ -3615,7 +4998,37 @@
               <w:rPr>
                 <w:sz w:val="18"/>
               </w:rPr>
-              <w:t>認定者推計の基礎となる時系列の確定</w:t>
+              <w:t>**減少の77.0％が85歳以上に集中していることの要因特定**</w:t>
+            </w:r>
+          </w:p>
+        </w:tc>
+      </w:tr>
+      <w:tr>
+        <w:tc>
+          <w:tcPr>
+            <w:tcW w:type="dxa" w:w="4320"/>
+          </w:tcPr>
+          <w:p>
+            <w:r/>
+            <w:r>
+              <w:rPr>
+                <w:sz w:val="18"/>
+              </w:rPr>
+              <w:t>**認定有効期間の延長特例（令和2〜4年度）の適用件数と、令和7年度の更新認定の申請・非該当・未申請の件数**</w:t>
+            </w:r>
+          </w:p>
+        </w:tc>
+        <w:tc>
+          <w:tcPr>
+            <w:tcW w:type="dxa" w:w="4320"/>
+          </w:tcPr>
+          <w:p>
+            <w:r/>
+            <w:r>
+              <w:rPr>
+                <w:sz w:val="18"/>
+              </w:rPr>
+              <w:t>**令和2年度の＋107人と令和7年度の▲152人を一つの機序で説明できるかの検証**</w:t>
             </w:r>
           </w:p>
         </w:tc>
@@ -3695,7 +5108,7 @@
         <w:pStyle w:val="Heading2"/>
       </w:pPr>
       <w:r>
-        <w:t>5　入所定員データによる追加検証</w:t>
+        <w:t>6　入所定員データによる追加検証</w:t>
       </w:r>
     </w:p>
     <w:p>
@@ -4179,7 +5592,7 @@
         <w:pStyle w:val="Heading2"/>
       </w:pPr>
       <w:r>
-        <w:t>6　再出力による確認</w:t>
+        <w:t>7　再出力による確認</w:t>
       </w:r>
     </w:p>
     <w:p>
@@ -4197,7 +5610,7 @@
         <w:pStyle w:val="Heading2"/>
       </w:pPr>
       <w:r>
-        <w:t>7　県内市町村との比較による検証</w:t>
+        <w:t>8　県内市町村との比較による検証</w:t>
       </w:r>
     </w:p>
     <w:p>
